--- a/articles/table-styles-report.docx
+++ b/articles/table-styles-report.docx
@@ -3083,7 +3083,7 @@
                 <w:szCs w:val="24"/>
                 <w:color w:val="000000"/>
               </w:rPr>
-              <w:t xml:space="preserve">53 (27)</w:t>
+              <w:t xml:space="preserve">53(27)</w:t>
             </w:r>
           </w:p>
         </w:tc>
@@ -3193,7 +3193,7 @@
                 <w:szCs w:val="24"/>
                 <w:color w:val="000000"/>
               </w:rPr>
-              <w:t xml:space="preserve">28 (29)</w:t>
+              <w:t xml:space="preserve">28(29)</w:t>
             </w:r>
           </w:p>
         </w:tc>
@@ -3303,7 +3303,7 @@
                 <w:szCs w:val="24"/>
                 <w:color w:val="000000"/>
               </w:rPr>
-              <w:t xml:space="preserve">25 (25)</w:t>
+              <w:t xml:space="preserve">25(25)</w:t>
             </w:r>
           </w:p>
         </w:tc>
@@ -3528,7 +3528,7 @@
                 <w:szCs w:val="24"/>
                 <w:color w:val="000000"/>
               </w:rPr>
-              <w:t xml:space="preserve">54 (27)</w:t>
+              <w:t xml:space="preserve">54(27)</w:t>
             </w:r>
           </w:p>
         </w:tc>
@@ -3638,7 +3638,7 @@
                 <w:szCs w:val="24"/>
                 <w:color w:val="000000"/>
               </w:rPr>
-              <w:t xml:space="preserve">25 (26)</w:t>
+              <w:t xml:space="preserve">25(26)</w:t>
             </w:r>
           </w:p>
         </w:tc>
@@ -3748,7 +3748,7 @@
                 <w:szCs w:val="24"/>
                 <w:color w:val="000000"/>
               </w:rPr>
-              <w:t xml:space="preserve">29 (28)</w:t>
+              <w:t xml:space="preserve">29(28)</w:t>
             </w:r>
           </w:p>
         </w:tc>
@@ -3973,7 +3973,7 @@
                 <w:szCs w:val="24"/>
                 <w:color w:val="000000"/>
               </w:rPr>
-              <w:t xml:space="preserve">43 (22)</w:t>
+              <w:t xml:space="preserve">43(22)</w:t>
             </w:r>
           </w:p>
         </w:tc>
@@ -4083,7 +4083,7 @@
                 <w:szCs w:val="24"/>
                 <w:color w:val="000000"/>
               </w:rPr>
-              <w:t xml:space="preserve">22 (22)</w:t>
+              <w:t xml:space="preserve">22(22)</w:t>
             </w:r>
           </w:p>
         </w:tc>
@@ -4193,7 +4193,7 @@
                 <w:szCs w:val="24"/>
                 <w:color w:val="000000"/>
               </w:rPr>
-              <w:t xml:space="preserve">21 (21)</w:t>
+              <w:t xml:space="preserve">21(21)</w:t>
             </w:r>
           </w:p>
         </w:tc>
@@ -4418,7 +4418,7 @@
                 <w:szCs w:val="24"/>
                 <w:color w:val="000000"/>
               </w:rPr>
-              <w:t xml:space="preserve">50 (25)</w:t>
+              <w:t xml:space="preserve">50(25)</w:t>
             </w:r>
           </w:p>
         </w:tc>
@@ -4528,7 +4528,7 @@
                 <w:szCs w:val="24"/>
                 <w:color w:val="000000"/>
               </w:rPr>
-              <w:t xml:space="preserve">23 (23)</w:t>
+              <w:t xml:space="preserve">23(23)</w:t>
             </w:r>
           </w:p>
         </w:tc>
@@ -4638,7 +4638,7 @@
                 <w:szCs w:val="24"/>
                 <w:color w:val="000000"/>
               </w:rPr>
-              <w:t xml:space="preserve">27 (26)</w:t>
+              <w:t xml:space="preserve">27(26)</w:t>
             </w:r>
           </w:p>
         </w:tc>
@@ -5308,7 +5308,7 @@
                 <w:szCs w:val="24"/>
                 <w:color w:val="000000"/>
               </w:rPr>
-              <w:t xml:space="preserve">68 (34)</w:t>
+              <w:t xml:space="preserve">68(34)</w:t>
             </w:r>
           </w:p>
         </w:tc>
@@ -5418,7 +5418,7 @@
                 <w:szCs w:val="24"/>
                 <w:color w:val="000000"/>
               </w:rPr>
-              <w:t xml:space="preserve">35 (36)</w:t>
+              <w:t xml:space="preserve">35(36)</w:t>
             </w:r>
           </w:p>
         </w:tc>
@@ -5528,7 +5528,7 @@
                 <w:szCs w:val="24"/>
                 <w:color w:val="000000"/>
               </w:rPr>
-              <w:t xml:space="preserve">33 (32)</w:t>
+              <w:t xml:space="preserve">33(32)</w:t>
             </w:r>
           </w:p>
         </w:tc>
@@ -5753,7 +5753,7 @@
                 <w:szCs w:val="24"/>
                 <w:color w:val="000000"/>
               </w:rPr>
-              <w:t xml:space="preserve">68 (34)</w:t>
+              <w:t xml:space="preserve">68(34)</w:t>
             </w:r>
           </w:p>
         </w:tc>
@@ -5863,7 +5863,7 @@
                 <w:szCs w:val="24"/>
                 <w:color w:val="000000"/>
               </w:rPr>
-              <w:t xml:space="preserve">32 (33)</w:t>
+              <w:t xml:space="preserve">32(33)</w:t>
             </w:r>
           </w:p>
         </w:tc>
@@ -5973,7 +5973,7 @@
                 <w:szCs w:val="24"/>
                 <w:color w:val="000000"/>
               </w:rPr>
-              <w:t xml:space="preserve">36 (35)</w:t>
+              <w:t xml:space="preserve">36(35)</w:t>
             </w:r>
           </w:p>
         </w:tc>
@@ -6198,7 +6198,7 @@
                 <w:szCs w:val="24"/>
                 <w:color w:val="000000"/>
               </w:rPr>
-              <w:t xml:space="preserve">64 (32)</w:t>
+              <w:t xml:space="preserve">64(32)</w:t>
             </w:r>
           </w:p>
         </w:tc>
@@ -6308,7 +6308,7 @@
                 <w:szCs w:val="24"/>
                 <w:color w:val="000000"/>
               </w:rPr>
-              <w:t xml:space="preserve">31 (32)</w:t>
+              <w:t xml:space="preserve">31(32)</w:t>
             </w:r>
           </w:p>
         </w:tc>
@@ -6418,7 +6418,7 @@
                 <w:szCs w:val="24"/>
                 <w:color w:val="000000"/>
               </w:rPr>
-              <w:t xml:space="preserve">33 (32)</w:t>
+              <w:t xml:space="preserve">33(32)</w:t>
             </w:r>
           </w:p>
         </w:tc>
